--- a/backend-exhibits/Egnyte to Microsoft (OneDrive & SharePoint) std included.docx
+++ b/backend-exhibits/Egnyte to Microsoft (OneDrive & SharePoint) std included.docx
@@ -39,14 +39,14 @@
               <w:ind w:left="52"/>
               <w:jc w:val="center"/>
               <w:rPr>
-                <w:rFonts w:ascii="Arial" w:hAnsi="Arial" w:cs="Arial"/>
-                <w:sz w:val="21"/>
-                <w:szCs w:val="21"/>
-              </w:rPr>
-            </w:pPr>
-            <w:r>
-              <w:rPr>
-                <w:rFonts w:ascii="Arial" w:eastAsia="Arial" w:hAnsi="Arial" w:cs="Arial"/>
+                <w:rFonts w:ascii="Arial" w:hAnsi="Arial" w:cs="Arial" w:eastAsia="Arial"/>
+                <w:sz w:val="21"/>
+                <w:szCs w:val="21"/>
+              </w:rPr>
+            </w:pPr>
+            <w:r>
+              <w:rPr>
+                <w:rFonts w:ascii="Arial" w:hAnsi="Arial" w:cs="Arial" w:eastAsia="Arial"/>
                 <w:b/>
                 <w:sz w:val="21"/>
                 <w:szCs w:val="21"/>
@@ -55,7 +55,7 @@
             </w:r>
             <w:r>
               <w:rPr>
-                <w:rFonts w:ascii="Arial" w:eastAsia="Arial" w:hAnsi="Arial" w:cs="Arial"/>
+                <w:rFonts w:ascii="Arial" w:hAnsi="Arial" w:cs="Arial" w:eastAsia="Arial"/>
                 <w:b/>
                 <w:sz w:val="21"/>
                 <w:szCs w:val="21"/>
@@ -64,7 +64,7 @@
             </w:r>
             <w:r>
               <w:rPr>
-                <w:rFonts w:ascii="Arial" w:eastAsia="Arial" w:hAnsi="Arial" w:cs="Arial"/>
+                <w:rFonts w:ascii="Arial" w:hAnsi="Arial" w:cs="Arial" w:eastAsia="Arial"/>
                 <w:b/>
                 <w:sz w:val="21"/>
                 <w:szCs w:val="21"/>
@@ -73,7 +73,7 @@
             </w:r>
             <w:r>
               <w:rPr>
-                <w:rFonts w:ascii="Arial" w:eastAsia="Arial" w:hAnsi="Arial" w:cs="Arial"/>
+                <w:rFonts w:ascii="Arial" w:hAnsi="Arial" w:cs="Arial" w:eastAsia="Arial"/>
                 <w:b/>
                 <w:sz w:val="21"/>
                 <w:szCs w:val="21"/>
@@ -82,7 +82,7 @@
             </w:r>
             <w:r>
               <w:rPr>
-                <w:rFonts w:ascii="Arial" w:eastAsia="Arial" w:hAnsi="Arial" w:cs="Arial"/>
+                <w:rFonts w:ascii="Arial" w:hAnsi="Arial" w:cs="Arial" w:eastAsia="Arial"/>
                 <w:b/>
                 <w:sz w:val="21"/>
                 <w:szCs w:val="21"/>
@@ -110,16 +110,16 @@
             <w:pPr>
               <w:ind w:left="3"/>
               <w:rPr>
-                <w:rFonts w:ascii="Arial" w:hAnsi="Arial" w:cs="Arial"/>
-                <w:b/>
-                <w:bCs/>
-                <w:sz w:val="21"/>
-                <w:szCs w:val="21"/>
-              </w:rPr>
-            </w:pPr>
-            <w:r>
-              <w:rPr>
-                <w:rFonts w:ascii="Arial" w:hAnsi="Arial" w:cs="Arial"/>
+                <w:rFonts w:ascii="Arial" w:hAnsi="Arial" w:cs="Arial" w:eastAsia="Arial"/>
+                <w:b/>
+                <w:bCs/>
+                <w:sz w:val="21"/>
+                <w:szCs w:val="21"/>
+              </w:rPr>
+            </w:pPr>
+            <w:r>
+              <w:rPr>
+                <w:rFonts w:ascii="Arial" w:hAnsi="Arial" w:cs="Arial" w:eastAsia="Arial"/>
                 <w:b/>
                 <w:bCs/>
                 <w:sz w:val="21"/>
@@ -142,14 +142,14 @@
           <w:p>
             <w:pPr>
               <w:rPr>
-                <w:rFonts w:ascii="Arial" w:hAnsi="Arial" w:cs="Arial"/>
-                <w:sz w:val="21"/>
-                <w:szCs w:val="21"/>
-              </w:rPr>
-            </w:pPr>
-            <w:r>
-              <w:rPr>
-                <w:rFonts w:ascii="Arial" w:hAnsi="Arial" w:cs="Arial"/>
+                <w:rFonts w:ascii="Arial" w:hAnsi="Arial" w:cs="Arial" w:eastAsia="Arial"/>
+                <w:sz w:val="21"/>
+                <w:szCs w:val="21"/>
+              </w:rPr>
+            </w:pPr>
+            <w:r>
+              <w:rPr>
+                <w:rFonts w:ascii="Arial" w:hAnsi="Arial" w:cs="Arial" w:eastAsia="Arial"/>
                 <w:sz w:val="21"/>
                 <w:szCs w:val="21"/>
               </w:rPr>
@@ -157,7 +157,7 @@
             </w:r>
             <w:r>
               <w:rPr>
-                <w:rFonts w:ascii="Arial" w:hAnsi="Arial" w:cs="Arial"/>
+                <w:rFonts w:ascii="Arial" w:hAnsi="Arial" w:cs="Arial" w:eastAsia="Arial"/>
                 <w:sz w:val="21"/>
                 <w:szCs w:val="21"/>
               </w:rPr>
@@ -184,16 +184,16 @@
             <w:pPr>
               <w:ind w:left="3"/>
               <w:rPr>
-                <w:rFonts w:ascii="Arial" w:hAnsi="Arial" w:cs="Arial"/>
-                <w:b/>
-                <w:bCs/>
-                <w:sz w:val="21"/>
-                <w:szCs w:val="21"/>
-              </w:rPr>
-            </w:pPr>
-            <w:r>
-              <w:rPr>
-                <w:rFonts w:ascii="Arial" w:hAnsi="Arial" w:cs="Arial"/>
+                <w:rFonts w:ascii="Arial" w:hAnsi="Arial" w:cs="Arial" w:eastAsia="Arial"/>
+                <w:b/>
+                <w:bCs/>
+                <w:sz w:val="21"/>
+                <w:szCs w:val="21"/>
+              </w:rPr>
+            </w:pPr>
+            <w:r>
+              <w:rPr>
+                <w:rFonts w:ascii="Arial" w:hAnsi="Arial" w:cs="Arial" w:eastAsia="Arial"/>
                 <w:b/>
                 <w:bCs/>
                 <w:sz w:val="21"/>
@@ -217,14 +217,14 @@
             <w:pPr>
               <w:spacing w:line="240" w:lineRule="auto"/>
               <w:rPr>
-                <w:rFonts w:ascii="Arial" w:eastAsia="Times New Roman" w:hAnsi="Arial" w:cs="Arial"/>
-                <w:sz w:val="21"/>
-                <w:szCs w:val="21"/>
-              </w:rPr>
-            </w:pPr>
-            <w:r>
-              <w:rPr>
-                <w:rFonts w:ascii="Arial" w:hAnsi="Arial" w:cs="Arial"/>
+                <w:rFonts w:ascii="Arial" w:hAnsi="Arial" w:cs="Arial" w:eastAsia="Arial"/>
+                <w:sz w:val="21"/>
+                <w:szCs w:val="21"/>
+              </w:rPr>
+            </w:pPr>
+            <w:r>
+              <w:rPr>
+                <w:rFonts w:ascii="Arial" w:hAnsi="Arial" w:cs="Arial" w:eastAsia="Arial"/>
                 <w:sz w:val="21"/>
                 <w:szCs w:val="21"/>
               </w:rPr>
@@ -234,7 +234,7 @@
           <w:p>
             <w:pPr>
               <w:rPr>
-                <w:rFonts w:ascii="Arial" w:hAnsi="Arial" w:cs="Arial"/>
+                <w:rFonts w:ascii="Arial" w:hAnsi="Arial" w:cs="Arial" w:eastAsia="Arial"/>
                 <w:sz w:val="21"/>
                 <w:szCs w:val="21"/>
               </w:rPr>
@@ -260,16 +260,16 @@
             <w:pPr>
               <w:ind w:left="3"/>
               <w:rPr>
-                <w:rFonts w:ascii="Arial" w:hAnsi="Arial" w:cs="Arial"/>
-                <w:b/>
-                <w:bCs/>
-                <w:sz w:val="21"/>
-                <w:szCs w:val="21"/>
-              </w:rPr>
-            </w:pPr>
-            <w:r>
-              <w:rPr>
-                <w:rFonts w:ascii="Arial" w:hAnsi="Arial" w:cs="Arial"/>
+                <w:rFonts w:ascii="Arial" w:hAnsi="Arial" w:cs="Arial" w:eastAsia="Arial"/>
+                <w:b/>
+                <w:bCs/>
+                <w:sz w:val="21"/>
+                <w:szCs w:val="21"/>
+              </w:rPr>
+            </w:pPr>
+            <w:r>
+              <w:rPr>
+                <w:rFonts w:ascii="Arial" w:hAnsi="Arial" w:cs="Arial" w:eastAsia="Arial"/>
                 <w:b/>
                 <w:bCs/>
                 <w:sz w:val="21"/>
@@ -292,14 +292,14 @@
           <w:p>
             <w:pPr>
               <w:rPr>
-                <w:rFonts w:ascii="Arial" w:hAnsi="Arial" w:cs="Arial"/>
-                <w:sz w:val="21"/>
-                <w:szCs w:val="21"/>
-              </w:rPr>
-            </w:pPr>
-            <w:r>
-              <w:rPr>
-                <w:rFonts w:ascii="Arial" w:hAnsi="Arial" w:cs="Arial"/>
+                <w:rFonts w:ascii="Arial" w:hAnsi="Arial" w:cs="Arial" w:eastAsia="Arial"/>
+                <w:sz w:val="21"/>
+                <w:szCs w:val="21"/>
+              </w:rPr>
+            </w:pPr>
+            <w:r>
+              <w:rPr>
+                <w:rFonts w:ascii="Arial" w:hAnsi="Arial" w:cs="Arial" w:eastAsia="Arial"/>
                 <w:sz w:val="21"/>
                 <w:szCs w:val="21"/>
               </w:rPr>
@@ -326,16 +326,16 @@
             <w:pPr>
               <w:ind w:left="3"/>
               <w:rPr>
-                <w:rFonts w:ascii="Arial" w:hAnsi="Arial" w:cs="Arial"/>
-                <w:b/>
-                <w:bCs/>
-                <w:sz w:val="21"/>
-                <w:szCs w:val="21"/>
-              </w:rPr>
-            </w:pPr>
-            <w:r>
-              <w:rPr>
-                <w:rFonts w:ascii="Arial" w:hAnsi="Arial" w:cs="Arial"/>
+                <w:rFonts w:ascii="Arial" w:hAnsi="Arial" w:cs="Arial" w:eastAsia="Arial"/>
+                <w:b/>
+                <w:bCs/>
+                <w:sz w:val="21"/>
+                <w:szCs w:val="21"/>
+              </w:rPr>
+            </w:pPr>
+            <w:r>
+              <w:rPr>
+                <w:rFonts w:ascii="Arial" w:hAnsi="Arial" w:cs="Arial" w:eastAsia="Arial"/>
                 <w:b/>
                 <w:bCs/>
                 <w:sz w:val="21"/>
@@ -358,7 +358,7 @@
           <w:p>
             <w:pPr>
               <w:rPr>
-                <w:rFonts w:ascii="Arial" w:hAnsi="Arial" w:cs="Arial"/>
+                <w:rFonts w:ascii="Arial" w:hAnsi="Arial" w:cs="Arial" w:eastAsia="Arial"/>
                 <w:sz w:val="21"/>
                 <w:szCs w:val="21"/>
               </w:rPr>
@@ -366,7 +366,7 @@
             <w:proofErr w:type="spellStart"/>
             <w:r>
               <w:rPr>
-                <w:rFonts w:ascii="Arial" w:hAnsi="Arial" w:cs="Arial"/>
+                <w:rFonts w:ascii="Arial" w:hAnsi="Arial" w:cs="Arial" w:eastAsia="Arial"/>
                 <w:sz w:val="21"/>
                 <w:szCs w:val="21"/>
               </w:rPr>
@@ -375,7 +375,7 @@
             <w:proofErr w:type="spellEnd"/>
             <w:r>
               <w:rPr>
-                <w:rFonts w:ascii="Arial" w:hAnsi="Arial" w:cs="Arial"/>
+                <w:rFonts w:ascii="Arial" w:hAnsi="Arial" w:cs="Arial" w:eastAsia="Arial"/>
                 <w:sz w:val="21"/>
                 <w:szCs w:val="21"/>
               </w:rPr>
@@ -384,7 +384,7 @@
             <w:proofErr w:type="gramStart"/>
             <w:r>
               <w:rPr>
-                <w:rFonts w:ascii="Arial" w:hAnsi="Arial" w:cs="Arial"/>
+                <w:rFonts w:ascii="Arial" w:hAnsi="Arial" w:cs="Arial" w:eastAsia="Arial"/>
                 <w:sz w:val="21"/>
                 <w:szCs w:val="21"/>
               </w:rPr>
@@ -393,7 +393,7 @@
             <w:proofErr w:type="gramEnd"/>
             <w:r>
               <w:rPr>
-                <w:rFonts w:ascii="Arial" w:hAnsi="Arial" w:cs="Arial"/>
+                <w:rFonts w:ascii="Arial" w:hAnsi="Arial" w:cs="Arial" w:eastAsia="Arial"/>
                 <w:sz w:val="21"/>
                 <w:szCs w:val="21"/>
               </w:rPr>
@@ -420,16 +420,16 @@
             <w:pPr>
               <w:ind w:left="3"/>
               <w:rPr>
-                <w:rFonts w:ascii="Arial" w:hAnsi="Arial" w:cs="Arial"/>
-                <w:b/>
-                <w:bCs/>
-                <w:sz w:val="21"/>
-                <w:szCs w:val="21"/>
-              </w:rPr>
-            </w:pPr>
-            <w:r>
-              <w:rPr>
-                <w:rFonts w:ascii="Arial" w:hAnsi="Arial" w:cs="Arial"/>
+                <w:rFonts w:ascii="Arial" w:hAnsi="Arial" w:cs="Arial" w:eastAsia="Arial"/>
+                <w:b/>
+                <w:bCs/>
+                <w:sz w:val="21"/>
+                <w:szCs w:val="21"/>
+              </w:rPr>
+            </w:pPr>
+            <w:r>
+              <w:rPr>
+                <w:rFonts w:ascii="Arial" w:hAnsi="Arial" w:cs="Arial" w:eastAsia="Arial"/>
                 <w:b/>
                 <w:bCs/>
                 <w:sz w:val="21"/>
@@ -452,7 +452,7 @@
           <w:p>
             <w:pPr>
               <w:rPr>
-                <w:rFonts w:ascii="Arial" w:hAnsi="Arial" w:cs="Arial"/>
+                <w:rFonts w:ascii="Arial" w:hAnsi="Arial" w:cs="Arial" w:eastAsia="Arial"/>
                 <w:sz w:val="21"/>
                 <w:szCs w:val="21"/>
               </w:rPr>
@@ -460,7 +460,7 @@
             <w:proofErr w:type="spellStart"/>
             <w:r>
               <w:rPr>
-                <w:rFonts w:ascii="Arial" w:hAnsi="Arial" w:cs="Arial"/>
+                <w:rFonts w:ascii="Arial" w:hAnsi="Arial" w:cs="Arial" w:eastAsia="Arial"/>
                 <w:sz w:val="21"/>
                 <w:szCs w:val="21"/>
               </w:rPr>
@@ -469,7 +469,7 @@
             <w:proofErr w:type="spellEnd"/>
             <w:r>
               <w:rPr>
-                <w:rFonts w:ascii="Arial" w:hAnsi="Arial" w:cs="Arial"/>
+                <w:rFonts w:ascii="Arial" w:hAnsi="Arial" w:cs="Arial" w:eastAsia="Arial"/>
                 <w:sz w:val="21"/>
                 <w:szCs w:val="21"/>
               </w:rPr>
@@ -496,16 +496,16 @@
             <w:pPr>
               <w:ind w:left="3"/>
               <w:rPr>
-                <w:rFonts w:ascii="Arial" w:hAnsi="Arial" w:cs="Arial"/>
-                <w:b/>
-                <w:bCs/>
-                <w:sz w:val="21"/>
-                <w:szCs w:val="21"/>
-              </w:rPr>
-            </w:pPr>
-            <w:r>
-              <w:rPr>
-                <w:rFonts w:ascii="Arial" w:hAnsi="Arial" w:cs="Arial"/>
+                <w:rFonts w:ascii="Arial" w:hAnsi="Arial" w:cs="Arial" w:eastAsia="Arial"/>
+                <w:b/>
+                <w:bCs/>
+                <w:sz w:val="21"/>
+                <w:szCs w:val="21"/>
+              </w:rPr>
+            </w:pPr>
+            <w:r>
+              <w:rPr>
+                <w:rFonts w:ascii="Arial" w:hAnsi="Arial" w:cs="Arial" w:eastAsia="Arial"/>
                 <w:b/>
                 <w:bCs/>
                 <w:sz w:val="21"/>
@@ -528,14 +528,14 @@
           <w:p>
             <w:pPr>
               <w:rPr>
-                <w:rFonts w:ascii="Arial" w:hAnsi="Arial" w:cs="Arial"/>
-                <w:sz w:val="21"/>
-                <w:szCs w:val="21"/>
-              </w:rPr>
-            </w:pPr>
-            <w:r>
-              <w:rPr>
-                <w:rFonts w:ascii="Arial" w:hAnsi="Arial" w:cs="Arial"/>
+                <w:rFonts w:ascii="Arial" w:hAnsi="Arial" w:cs="Arial" w:eastAsia="Arial"/>
+                <w:sz w:val="21"/>
+                <w:szCs w:val="21"/>
+              </w:rPr>
+            </w:pPr>
+            <w:r>
+              <w:rPr>
+                <w:rFonts w:ascii="Arial" w:hAnsi="Arial" w:cs="Arial" w:eastAsia="Arial"/>
                 <w:sz w:val="21"/>
                 <w:szCs w:val="21"/>
               </w:rPr>
@@ -562,16 +562,16 @@
             <w:pPr>
               <w:ind w:left="3"/>
               <w:rPr>
-                <w:rFonts w:ascii="Arial" w:hAnsi="Arial" w:cs="Arial"/>
-                <w:b/>
-                <w:bCs/>
-                <w:sz w:val="21"/>
-                <w:szCs w:val="21"/>
-              </w:rPr>
-            </w:pPr>
-            <w:r>
-              <w:rPr>
-                <w:rFonts w:ascii="Arial" w:hAnsi="Arial" w:cs="Arial"/>
+                <w:rFonts w:ascii="Arial" w:hAnsi="Arial" w:cs="Arial" w:eastAsia="Arial"/>
+                <w:b/>
+                <w:bCs/>
+                <w:sz w:val="21"/>
+                <w:szCs w:val="21"/>
+              </w:rPr>
+            </w:pPr>
+            <w:r>
+              <w:rPr>
+                <w:rFonts w:ascii="Arial" w:hAnsi="Arial" w:cs="Arial" w:eastAsia="Arial"/>
                 <w:b/>
                 <w:bCs/>
                 <w:sz w:val="21"/>
@@ -595,14 +595,14 @@
             <w:pPr>
               <w:spacing w:line="240" w:lineRule="auto"/>
               <w:rPr>
-                <w:rFonts w:ascii="Arial" w:eastAsia="Times New Roman" w:hAnsi="Arial" w:cs="Arial"/>
-                <w:sz w:val="21"/>
-                <w:szCs w:val="21"/>
-              </w:rPr>
-            </w:pPr>
-            <w:r>
-              <w:rPr>
-                <w:rFonts w:ascii="Arial" w:hAnsi="Arial" w:cs="Arial"/>
+                <w:rFonts w:ascii="Arial" w:hAnsi="Arial" w:cs="Arial" w:eastAsia="Arial"/>
+                <w:sz w:val="21"/>
+                <w:szCs w:val="21"/>
+              </w:rPr>
+            </w:pPr>
+            <w:r>
+              <w:rPr>
+                <w:rFonts w:ascii="Arial" w:hAnsi="Arial" w:cs="Arial" w:eastAsia="Arial"/>
                 <w:sz w:val="21"/>
                 <w:szCs w:val="21"/>
               </w:rPr>
@@ -612,7 +612,7 @@
           <w:p>
             <w:pPr>
               <w:rPr>
-                <w:rFonts w:ascii="Arial" w:hAnsi="Arial" w:cs="Arial"/>
+                <w:rFonts w:ascii="Arial" w:hAnsi="Arial" w:cs="Arial" w:eastAsia="Arial"/>
                 <w:sz w:val="21"/>
                 <w:szCs w:val="21"/>
               </w:rPr>
@@ -638,16 +638,16 @@
             <w:pPr>
               <w:ind w:left="3"/>
               <w:rPr>
-                <w:rFonts w:ascii="Arial" w:hAnsi="Arial" w:cs="Arial"/>
-                <w:b/>
-                <w:bCs/>
-                <w:sz w:val="21"/>
-                <w:szCs w:val="21"/>
-              </w:rPr>
-            </w:pPr>
-            <w:r>
-              <w:rPr>
-                <w:rFonts w:ascii="Arial" w:hAnsi="Arial" w:cs="Arial"/>
+                <w:rFonts w:ascii="Arial" w:hAnsi="Arial" w:cs="Arial" w:eastAsia="Arial"/>
+                <w:b/>
+                <w:bCs/>
+                <w:sz w:val="21"/>
+                <w:szCs w:val="21"/>
+              </w:rPr>
+            </w:pPr>
+            <w:r>
+              <w:rPr>
+                <w:rFonts w:ascii="Arial" w:hAnsi="Arial" w:cs="Arial" w:eastAsia="Arial"/>
                 <w:b/>
                 <w:bCs/>
                 <w:sz w:val="21"/>
@@ -671,14 +671,14 @@
             <w:pPr>
               <w:spacing w:line="240" w:lineRule="auto"/>
               <w:rPr>
-                <w:rFonts w:ascii="Arial" w:hAnsi="Arial" w:cs="Arial"/>
-                <w:sz w:val="21"/>
-                <w:szCs w:val="21"/>
-              </w:rPr>
-            </w:pPr>
-            <w:r>
-              <w:rPr>
-                <w:rFonts w:ascii="Arial" w:hAnsi="Arial" w:cs="Arial"/>
+                <w:rFonts w:ascii="Arial" w:hAnsi="Arial" w:cs="Arial" w:eastAsia="Arial"/>
+                <w:sz w:val="21"/>
+                <w:szCs w:val="21"/>
+              </w:rPr>
+            </w:pPr>
+            <w:r>
+              <w:rPr>
+                <w:rFonts w:ascii="Arial" w:hAnsi="Arial" w:cs="Arial" w:eastAsia="Arial"/>
                 <w:sz w:val="21"/>
                 <w:szCs w:val="21"/>
               </w:rPr>
@@ -705,16 +705,16 @@
             <w:pPr>
               <w:ind w:left="3"/>
               <w:rPr>
-                <w:rFonts w:ascii="Arial" w:hAnsi="Arial" w:cs="Arial"/>
-                <w:b/>
-                <w:bCs/>
-                <w:sz w:val="21"/>
-                <w:szCs w:val="21"/>
-              </w:rPr>
-            </w:pPr>
-            <w:r>
-              <w:rPr>
-                <w:rFonts w:ascii="Arial" w:hAnsi="Arial" w:cs="Arial"/>
+                <w:rFonts w:ascii="Arial" w:hAnsi="Arial" w:cs="Arial" w:eastAsia="Arial"/>
+                <w:b/>
+                <w:bCs/>
+                <w:sz w:val="21"/>
+                <w:szCs w:val="21"/>
+              </w:rPr>
+            </w:pPr>
+            <w:r>
+              <w:rPr>
+                <w:rFonts w:ascii="Arial" w:hAnsi="Arial" w:cs="Arial" w:eastAsia="Arial"/>
                 <w:b/>
                 <w:bCs/>
                 <w:sz w:val="21"/>
@@ -738,14 +738,14 @@
             <w:pPr>
               <w:spacing w:line="240" w:lineRule="auto"/>
               <w:rPr>
-                <w:rFonts w:ascii="Arial" w:hAnsi="Arial" w:cs="Arial"/>
-                <w:sz w:val="21"/>
-                <w:szCs w:val="21"/>
-              </w:rPr>
-            </w:pPr>
-            <w:r>
-              <w:rPr>
-                <w:rFonts w:ascii="Arial" w:hAnsi="Arial" w:cs="Arial"/>
+                <w:rFonts w:ascii="Arial" w:hAnsi="Arial" w:cs="Arial" w:eastAsia="Arial"/>
+                <w:sz w:val="21"/>
+                <w:szCs w:val="21"/>
+              </w:rPr>
+            </w:pPr>
+            <w:r>
+              <w:rPr>
+                <w:rFonts w:ascii="Arial" w:hAnsi="Arial" w:cs="Arial" w:eastAsia="Arial"/>
                 <w:sz w:val="21"/>
                 <w:szCs w:val="21"/>
               </w:rPr>
@@ -800,14 +800,14 @@
               <w:ind w:left="52"/>
               <w:jc w:val="center"/>
               <w:rPr>
-                <w:rFonts w:ascii="Arial" w:hAnsi="Arial" w:cs="Arial"/>
-                <w:sz w:val="21"/>
-                <w:szCs w:val="21"/>
-              </w:rPr>
-            </w:pPr>
-            <w:r>
-              <w:rPr>
-                <w:rFonts w:ascii="Arial" w:eastAsia="Arial" w:hAnsi="Arial" w:cs="Arial"/>
+                <w:rFonts w:ascii="Arial" w:hAnsi="Arial" w:cs="Arial" w:eastAsia="Arial"/>
+                <w:sz w:val="21"/>
+                <w:szCs w:val="21"/>
+              </w:rPr>
+            </w:pPr>
+            <w:r>
+              <w:rPr>
+                <w:rFonts w:ascii="Arial" w:hAnsi="Arial" w:cs="Arial" w:eastAsia="Arial"/>
                 <w:b/>
                 <w:sz w:val="21"/>
                 <w:szCs w:val="21"/>
@@ -816,7 +816,7 @@
             </w:r>
             <w:r>
               <w:rPr>
-                <w:rFonts w:ascii="Arial" w:eastAsia="Arial" w:hAnsi="Arial" w:cs="Arial"/>
+                <w:rFonts w:ascii="Arial" w:hAnsi="Arial" w:cs="Arial" w:eastAsia="Arial"/>
                 <w:b/>
                 <w:sz w:val="21"/>
                 <w:szCs w:val="21"/>
@@ -825,7 +825,7 @@
             </w:r>
             <w:r>
               <w:rPr>
-                <w:rFonts w:ascii="Arial" w:eastAsia="Arial" w:hAnsi="Arial" w:cs="Arial"/>
+                <w:rFonts w:ascii="Arial" w:hAnsi="Arial" w:cs="Arial" w:eastAsia="Arial"/>
                 <w:b/>
                 <w:sz w:val="21"/>
                 <w:szCs w:val="21"/>
@@ -834,7 +834,7 @@
             </w:r>
             <w:r>
               <w:rPr>
-                <w:rFonts w:ascii="Arial" w:eastAsia="Arial" w:hAnsi="Arial" w:cs="Arial"/>
+                <w:rFonts w:ascii="Arial" w:hAnsi="Arial" w:cs="Arial" w:eastAsia="Arial"/>
                 <w:b/>
                 <w:sz w:val="21"/>
                 <w:szCs w:val="21"/>
@@ -843,7 +843,7 @@
             </w:r>
             <w:r>
               <w:rPr>
-                <w:rFonts w:ascii="Arial" w:eastAsia="Arial" w:hAnsi="Arial" w:cs="Arial"/>
+                <w:rFonts w:ascii="Arial" w:hAnsi="Arial" w:cs="Arial" w:eastAsia="Arial"/>
                 <w:b/>
                 <w:sz w:val="21"/>
                 <w:szCs w:val="21"/>
@@ -871,16 +871,16 @@
             <w:pPr>
               <w:ind w:left="3"/>
               <w:rPr>
-                <w:rFonts w:ascii="Arial" w:hAnsi="Arial" w:cs="Arial"/>
-                <w:b/>
-                <w:bCs/>
-                <w:sz w:val="21"/>
-                <w:szCs w:val="21"/>
-              </w:rPr>
-            </w:pPr>
-            <w:r>
-              <w:rPr>
-                <w:rFonts w:ascii="Arial" w:hAnsi="Arial" w:cs="Arial"/>
+                <w:rFonts w:ascii="Arial" w:hAnsi="Arial" w:cs="Arial" w:eastAsia="Arial"/>
+                <w:b/>
+                <w:bCs/>
+                <w:sz w:val="21"/>
+                <w:szCs w:val="21"/>
+              </w:rPr>
+            </w:pPr>
+            <w:r>
+              <w:rPr>
+                <w:rFonts w:ascii="Arial" w:hAnsi="Arial" w:cs="Arial" w:eastAsia="Arial"/>
                 <w:b/>
                 <w:bCs/>
                 <w:sz w:val="21"/>
@@ -903,14 +903,14 @@
           <w:p>
             <w:pPr>
               <w:rPr>
-                <w:rFonts w:ascii="Arial" w:hAnsi="Arial" w:cs="Arial"/>
-                <w:sz w:val="21"/>
-                <w:szCs w:val="21"/>
-              </w:rPr>
-            </w:pPr>
-            <w:r>
-              <w:rPr>
-                <w:rFonts w:ascii="Arial" w:hAnsi="Arial" w:cs="Arial"/>
+                <w:rFonts w:ascii="Arial" w:hAnsi="Arial" w:cs="Arial" w:eastAsia="Arial"/>
+                <w:sz w:val="21"/>
+                <w:szCs w:val="21"/>
+              </w:rPr>
+            </w:pPr>
+            <w:r>
+              <w:rPr>
+                <w:rFonts w:ascii="Arial" w:hAnsi="Arial" w:cs="Arial" w:eastAsia="Arial"/>
                 <w:sz w:val="21"/>
                 <w:szCs w:val="21"/>
               </w:rPr>
@@ -918,7 +918,7 @@
             </w:r>
             <w:r>
               <w:rPr>
-                <w:rFonts w:ascii="Arial" w:hAnsi="Arial" w:cs="Arial"/>
+                <w:rFonts w:ascii="Arial" w:hAnsi="Arial" w:cs="Arial" w:eastAsia="Arial"/>
                 <w:sz w:val="21"/>
                 <w:szCs w:val="21"/>
               </w:rPr>
@@ -945,16 +945,16 @@
             <w:pPr>
               <w:ind w:left="3"/>
               <w:rPr>
-                <w:rFonts w:ascii="Arial" w:hAnsi="Arial" w:cs="Arial"/>
-                <w:b/>
-                <w:bCs/>
-                <w:sz w:val="21"/>
-                <w:szCs w:val="21"/>
-              </w:rPr>
-            </w:pPr>
-            <w:r>
-              <w:rPr>
-                <w:rFonts w:ascii="Arial" w:hAnsi="Arial" w:cs="Arial"/>
+                <w:rFonts w:ascii="Arial" w:hAnsi="Arial" w:cs="Arial" w:eastAsia="Arial"/>
+                <w:b/>
+                <w:bCs/>
+                <w:sz w:val="21"/>
+                <w:szCs w:val="21"/>
+              </w:rPr>
+            </w:pPr>
+            <w:r>
+              <w:rPr>
+                <w:rFonts w:ascii="Arial" w:hAnsi="Arial" w:cs="Arial" w:eastAsia="Arial"/>
                 <w:b/>
                 <w:bCs/>
                 <w:sz w:val="21"/>
@@ -978,14 +978,14 @@
             <w:pPr>
               <w:spacing w:line="240" w:lineRule="auto"/>
               <w:rPr>
-                <w:rFonts w:ascii="Arial" w:eastAsia="Times New Roman" w:hAnsi="Arial" w:cs="Arial"/>
-                <w:sz w:val="21"/>
-                <w:szCs w:val="21"/>
-              </w:rPr>
-            </w:pPr>
-            <w:r>
-              <w:rPr>
-                <w:rFonts w:ascii="Arial" w:hAnsi="Arial" w:cs="Arial"/>
+                <w:rFonts w:ascii="Arial" w:hAnsi="Arial" w:cs="Arial" w:eastAsia="Arial"/>
+                <w:sz w:val="21"/>
+                <w:szCs w:val="21"/>
+              </w:rPr>
+            </w:pPr>
+            <w:r>
+              <w:rPr>
+                <w:rFonts w:ascii="Arial" w:hAnsi="Arial" w:cs="Arial" w:eastAsia="Arial"/>
                 <w:sz w:val="21"/>
                 <w:szCs w:val="21"/>
               </w:rPr>
@@ -995,7 +995,7 @@
           <w:p>
             <w:pPr>
               <w:rPr>
-                <w:rFonts w:ascii="Arial" w:hAnsi="Arial" w:cs="Arial"/>
+                <w:rFonts w:ascii="Arial" w:hAnsi="Arial" w:cs="Arial" w:eastAsia="Arial"/>
                 <w:sz w:val="21"/>
                 <w:szCs w:val="21"/>
               </w:rPr>
@@ -1021,16 +1021,16 @@
             <w:pPr>
               <w:ind w:left="3"/>
               <w:rPr>
-                <w:rFonts w:ascii="Arial" w:hAnsi="Arial" w:cs="Arial"/>
-                <w:b/>
-                <w:bCs/>
-                <w:sz w:val="21"/>
-                <w:szCs w:val="21"/>
-              </w:rPr>
-            </w:pPr>
-            <w:r>
-              <w:rPr>
-                <w:rFonts w:ascii="Arial" w:hAnsi="Arial" w:cs="Arial"/>
+                <w:rFonts w:ascii="Arial" w:hAnsi="Arial" w:cs="Arial" w:eastAsia="Arial"/>
+                <w:b/>
+                <w:bCs/>
+                <w:sz w:val="21"/>
+                <w:szCs w:val="21"/>
+              </w:rPr>
+            </w:pPr>
+            <w:r>
+              <w:rPr>
+                <w:rFonts w:ascii="Arial" w:hAnsi="Arial" w:cs="Arial" w:eastAsia="Arial"/>
                 <w:b/>
                 <w:bCs/>
                 <w:sz w:val="21"/>
@@ -1053,14 +1053,14 @@
           <w:p>
             <w:pPr>
               <w:rPr>
-                <w:rFonts w:ascii="Arial" w:hAnsi="Arial" w:cs="Arial"/>
-                <w:sz w:val="21"/>
-                <w:szCs w:val="21"/>
-              </w:rPr>
-            </w:pPr>
-            <w:r>
-              <w:rPr>
-                <w:rFonts w:ascii="Arial" w:hAnsi="Arial" w:cs="Arial"/>
+                <w:rFonts w:ascii="Arial" w:hAnsi="Arial" w:cs="Arial" w:eastAsia="Arial"/>
+                <w:sz w:val="21"/>
+                <w:szCs w:val="21"/>
+              </w:rPr>
+            </w:pPr>
+            <w:r>
+              <w:rPr>
+                <w:rFonts w:ascii="Arial" w:hAnsi="Arial" w:cs="Arial" w:eastAsia="Arial"/>
                 <w:sz w:val="21"/>
                 <w:szCs w:val="21"/>
               </w:rPr>
@@ -1087,16 +1087,16 @@
             <w:pPr>
               <w:ind w:left="3"/>
               <w:rPr>
-                <w:rFonts w:ascii="Arial" w:hAnsi="Arial" w:cs="Arial"/>
-                <w:b/>
-                <w:bCs/>
-                <w:sz w:val="21"/>
-                <w:szCs w:val="21"/>
-              </w:rPr>
-            </w:pPr>
-            <w:r>
-              <w:rPr>
-                <w:rFonts w:ascii="Arial" w:hAnsi="Arial" w:cs="Arial"/>
+                <w:rFonts w:ascii="Arial" w:hAnsi="Arial" w:cs="Arial" w:eastAsia="Arial"/>
+                <w:b/>
+                <w:bCs/>
+                <w:sz w:val="21"/>
+                <w:szCs w:val="21"/>
+              </w:rPr>
+            </w:pPr>
+            <w:r>
+              <w:rPr>
+                <w:rFonts w:ascii="Arial" w:hAnsi="Arial" w:cs="Arial" w:eastAsia="Arial"/>
                 <w:b/>
                 <w:bCs/>
                 <w:sz w:val="21"/>
@@ -1119,7 +1119,7 @@
           <w:p>
             <w:pPr>
               <w:rPr>
-                <w:rFonts w:ascii="Arial" w:hAnsi="Arial" w:cs="Arial"/>
+                <w:rFonts w:ascii="Arial" w:hAnsi="Arial" w:cs="Arial" w:eastAsia="Arial"/>
                 <w:sz w:val="21"/>
                 <w:szCs w:val="21"/>
               </w:rPr>
@@ -1127,7 +1127,7 @@
             <w:proofErr w:type="spellStart"/>
             <w:r>
               <w:rPr>
-                <w:rFonts w:ascii="Arial" w:hAnsi="Arial" w:cs="Arial"/>
+                <w:rFonts w:ascii="Arial" w:hAnsi="Arial" w:cs="Arial" w:eastAsia="Arial"/>
                 <w:sz w:val="21"/>
                 <w:szCs w:val="21"/>
               </w:rPr>
@@ -1136,7 +1136,7 @@
             <w:proofErr w:type="spellEnd"/>
             <w:r>
               <w:rPr>
-                <w:rFonts w:ascii="Arial" w:hAnsi="Arial" w:cs="Arial"/>
+                <w:rFonts w:ascii="Arial" w:hAnsi="Arial" w:cs="Arial" w:eastAsia="Arial"/>
                 <w:sz w:val="21"/>
                 <w:szCs w:val="21"/>
               </w:rPr>
@@ -1163,16 +1163,16 @@
             <w:pPr>
               <w:ind w:left="3"/>
               <w:rPr>
-                <w:rFonts w:ascii="Arial" w:hAnsi="Arial" w:cs="Arial"/>
-                <w:b/>
-                <w:bCs/>
-                <w:sz w:val="21"/>
-                <w:szCs w:val="21"/>
-              </w:rPr>
-            </w:pPr>
-            <w:r>
-              <w:rPr>
-                <w:rFonts w:ascii="Arial" w:hAnsi="Arial" w:cs="Arial"/>
+                <w:rFonts w:ascii="Arial" w:hAnsi="Arial" w:cs="Arial" w:eastAsia="Arial"/>
+                <w:b/>
+                <w:bCs/>
+                <w:sz w:val="21"/>
+                <w:szCs w:val="21"/>
+              </w:rPr>
+            </w:pPr>
+            <w:r>
+              <w:rPr>
+                <w:rFonts w:ascii="Arial" w:hAnsi="Arial" w:cs="Arial" w:eastAsia="Arial"/>
                 <w:b/>
                 <w:bCs/>
                 <w:sz w:val="21"/>
@@ -1195,7 +1195,7 @@
           <w:p>
             <w:pPr>
               <w:rPr>
-                <w:rFonts w:ascii="Arial" w:hAnsi="Arial" w:cs="Arial"/>
+                <w:rFonts w:ascii="Arial" w:hAnsi="Arial" w:cs="Arial" w:eastAsia="Arial"/>
                 <w:sz w:val="21"/>
                 <w:szCs w:val="21"/>
               </w:rPr>
@@ -1203,7 +1203,7 @@
             <w:proofErr w:type="spellStart"/>
             <w:r>
               <w:rPr>
-                <w:rFonts w:ascii="Arial" w:hAnsi="Arial" w:cs="Arial"/>
+                <w:rFonts w:ascii="Arial" w:hAnsi="Arial" w:cs="Arial" w:eastAsia="Arial"/>
                 <w:sz w:val="21"/>
                 <w:szCs w:val="21"/>
               </w:rPr>
@@ -1212,7 +1212,7 @@
             <w:proofErr w:type="spellEnd"/>
             <w:r>
               <w:rPr>
-                <w:rFonts w:ascii="Arial" w:hAnsi="Arial" w:cs="Arial"/>
+                <w:rFonts w:ascii="Arial" w:hAnsi="Arial" w:cs="Arial" w:eastAsia="Arial"/>
                 <w:sz w:val="21"/>
                 <w:szCs w:val="21"/>
               </w:rPr>
@@ -1239,16 +1239,16 @@
             <w:pPr>
               <w:ind w:left="3"/>
               <w:rPr>
-                <w:rFonts w:ascii="Arial" w:hAnsi="Arial" w:cs="Arial"/>
-                <w:b/>
-                <w:bCs/>
-                <w:sz w:val="21"/>
-                <w:szCs w:val="21"/>
-              </w:rPr>
-            </w:pPr>
-            <w:r>
-              <w:rPr>
-                <w:rFonts w:ascii="Arial" w:hAnsi="Arial" w:cs="Arial"/>
+                <w:rFonts w:ascii="Arial" w:hAnsi="Arial" w:cs="Arial" w:eastAsia="Arial"/>
+                <w:b/>
+                <w:bCs/>
+                <w:sz w:val="21"/>
+                <w:szCs w:val="21"/>
+              </w:rPr>
+            </w:pPr>
+            <w:r>
+              <w:rPr>
+                <w:rFonts w:ascii="Arial" w:hAnsi="Arial" w:cs="Arial" w:eastAsia="Arial"/>
                 <w:b/>
                 <w:bCs/>
                 <w:sz w:val="21"/>
@@ -1271,7 +1271,7 @@
           <w:p>
             <w:pPr>
               <w:rPr>
-                <w:rFonts w:ascii="Arial" w:hAnsi="Arial" w:cs="Arial"/>
+                <w:rFonts w:ascii="Arial" w:hAnsi="Arial" w:cs="Arial" w:eastAsia="Arial"/>
                 <w:sz w:val="21"/>
                 <w:szCs w:val="21"/>
               </w:rPr>
@@ -1279,7 +1279,7 @@
             <w:proofErr w:type="spellStart"/>
             <w:r>
               <w:rPr>
-                <w:rFonts w:ascii="Arial" w:hAnsi="Arial" w:cs="Arial"/>
+                <w:rFonts w:ascii="Arial" w:hAnsi="Arial" w:cs="Arial" w:eastAsia="Arial"/>
                 <w:sz w:val="21"/>
                 <w:szCs w:val="21"/>
               </w:rPr>
@@ -1288,7 +1288,7 @@
             <w:proofErr w:type="spellEnd"/>
             <w:r>
               <w:rPr>
-                <w:rFonts w:ascii="Arial" w:hAnsi="Arial" w:cs="Arial"/>
+                <w:rFonts w:ascii="Arial" w:hAnsi="Arial" w:cs="Arial" w:eastAsia="Arial"/>
                 <w:sz w:val="21"/>
                 <w:szCs w:val="21"/>
               </w:rPr>
@@ -1297,7 +1297,7 @@
             <w:proofErr w:type="gramStart"/>
             <w:r>
               <w:rPr>
-                <w:rFonts w:ascii="Arial" w:hAnsi="Arial" w:cs="Arial"/>
+                <w:rFonts w:ascii="Arial" w:hAnsi="Arial" w:cs="Arial" w:eastAsia="Arial"/>
                 <w:sz w:val="21"/>
                 <w:szCs w:val="21"/>
               </w:rPr>
@@ -1306,7 +1306,7 @@
             <w:proofErr w:type="gramEnd"/>
             <w:r>
               <w:rPr>
-                <w:rFonts w:ascii="Arial" w:hAnsi="Arial" w:cs="Arial"/>
+                <w:rFonts w:ascii="Arial" w:hAnsi="Arial" w:cs="Arial" w:eastAsia="Arial"/>
                 <w:sz w:val="21"/>
                 <w:szCs w:val="21"/>
               </w:rPr>
@@ -1333,16 +1333,16 @@
             <w:pPr>
               <w:ind w:left="3"/>
               <w:rPr>
-                <w:rFonts w:ascii="Arial" w:hAnsi="Arial" w:cs="Arial"/>
-                <w:b/>
-                <w:bCs/>
-                <w:sz w:val="21"/>
-                <w:szCs w:val="21"/>
-              </w:rPr>
-            </w:pPr>
-            <w:r>
-              <w:rPr>
-                <w:rFonts w:ascii="Arial" w:hAnsi="Arial" w:cs="Arial"/>
+                <w:rFonts w:ascii="Arial" w:hAnsi="Arial" w:cs="Arial" w:eastAsia="Arial"/>
+                <w:b/>
+                <w:bCs/>
+                <w:sz w:val="21"/>
+                <w:szCs w:val="21"/>
+              </w:rPr>
+            </w:pPr>
+            <w:r>
+              <w:rPr>
+                <w:rFonts w:ascii="Arial" w:hAnsi="Arial" w:cs="Arial" w:eastAsia="Arial"/>
                 <w:b/>
                 <w:bCs/>
                 <w:sz w:val="21"/>
@@ -1366,7 +1366,7 @@
           <w:p>
             <w:pPr>
               <w:rPr>
-                <w:rFonts w:ascii="Arial" w:hAnsi="Arial" w:cs="Arial"/>
+                <w:rFonts w:ascii="Arial" w:hAnsi="Arial" w:cs="Arial" w:eastAsia="Arial"/>
                 <w:sz w:val="21"/>
                 <w:szCs w:val="21"/>
               </w:rPr>
@@ -1374,7 +1374,7 @@
             <w:proofErr w:type="spellStart"/>
             <w:r>
               <w:rPr>
-                <w:rFonts w:ascii="Arial" w:hAnsi="Arial" w:cs="Arial"/>
+                <w:rFonts w:ascii="Arial" w:hAnsi="Arial" w:cs="Arial" w:eastAsia="Arial"/>
                 <w:sz w:val="21"/>
                 <w:szCs w:val="21"/>
               </w:rPr>
@@ -1383,7 +1383,7 @@
             <w:proofErr w:type="spellEnd"/>
             <w:r>
               <w:rPr>
-                <w:rFonts w:ascii="Arial" w:hAnsi="Arial" w:cs="Arial"/>
+                <w:rFonts w:ascii="Arial" w:hAnsi="Arial" w:cs="Arial" w:eastAsia="Arial"/>
                 <w:sz w:val="21"/>
                 <w:szCs w:val="21"/>
               </w:rPr>
@@ -1410,16 +1410,16 @@
             <w:pPr>
               <w:ind w:left="3"/>
               <w:rPr>
-                <w:rFonts w:ascii="Arial" w:hAnsi="Arial" w:cs="Arial"/>
-                <w:b/>
-                <w:bCs/>
-                <w:sz w:val="21"/>
-                <w:szCs w:val="21"/>
-              </w:rPr>
-            </w:pPr>
-            <w:r>
-              <w:rPr>
-                <w:rFonts w:ascii="Arial" w:hAnsi="Arial" w:cs="Arial"/>
+                <w:rFonts w:ascii="Arial" w:hAnsi="Arial" w:cs="Arial" w:eastAsia="Arial"/>
+                <w:b/>
+                <w:bCs/>
+                <w:sz w:val="21"/>
+                <w:szCs w:val="21"/>
+              </w:rPr>
+            </w:pPr>
+            <w:r>
+              <w:rPr>
+                <w:rFonts w:ascii="Arial" w:hAnsi="Arial" w:cs="Arial" w:eastAsia="Arial"/>
                 <w:b/>
                 <w:bCs/>
                 <w:sz w:val="21"/>
@@ -1442,14 +1442,14 @@
           <w:p>
             <w:pPr>
               <w:rPr>
-                <w:rFonts w:ascii="Arial" w:hAnsi="Arial" w:cs="Arial"/>
-                <w:sz w:val="21"/>
-                <w:szCs w:val="21"/>
-              </w:rPr>
-            </w:pPr>
-            <w:r>
-              <w:rPr>
-                <w:rFonts w:ascii="Arial" w:hAnsi="Arial" w:cs="Arial"/>
+                <w:rFonts w:ascii="Arial" w:hAnsi="Arial" w:cs="Arial" w:eastAsia="Arial"/>
+                <w:sz w:val="21"/>
+                <w:szCs w:val="21"/>
+              </w:rPr>
+            </w:pPr>
+            <w:r>
+              <w:rPr>
+                <w:rFonts w:ascii="Arial" w:hAnsi="Arial" w:cs="Arial" w:eastAsia="Arial"/>
                 <w:sz w:val="21"/>
                 <w:szCs w:val="21"/>
               </w:rPr>
@@ -1476,16 +1476,16 @@
             <w:pPr>
               <w:ind w:left="3"/>
               <w:rPr>
-                <w:rFonts w:ascii="Arial" w:hAnsi="Arial" w:cs="Arial"/>
-                <w:b/>
-                <w:bCs/>
-                <w:sz w:val="21"/>
-                <w:szCs w:val="21"/>
-              </w:rPr>
-            </w:pPr>
-            <w:r>
-              <w:rPr>
-                <w:rFonts w:ascii="Arial" w:hAnsi="Arial" w:cs="Arial"/>
+                <w:rFonts w:ascii="Arial" w:hAnsi="Arial" w:cs="Arial" w:eastAsia="Arial"/>
+                <w:b/>
+                <w:bCs/>
+                <w:sz w:val="21"/>
+                <w:szCs w:val="21"/>
+              </w:rPr>
+            </w:pPr>
+            <w:r>
+              <w:rPr>
+                <w:rFonts w:ascii="Arial" w:hAnsi="Arial" w:cs="Arial" w:eastAsia="Arial"/>
                 <w:b/>
                 <w:bCs/>
                 <w:sz w:val="21"/>
@@ -1509,14 +1509,14 @@
             <w:pPr>
               <w:spacing w:line="240" w:lineRule="auto"/>
               <w:rPr>
-                <w:rFonts w:ascii="Arial" w:eastAsia="Times New Roman" w:hAnsi="Arial" w:cs="Arial"/>
-                <w:sz w:val="21"/>
-                <w:szCs w:val="21"/>
-              </w:rPr>
-            </w:pPr>
-            <w:r>
-              <w:rPr>
-                <w:rFonts w:ascii="Arial" w:hAnsi="Arial" w:cs="Arial"/>
+                <w:rFonts w:ascii="Arial" w:hAnsi="Arial" w:cs="Arial" w:eastAsia="Arial"/>
+                <w:sz w:val="21"/>
+                <w:szCs w:val="21"/>
+              </w:rPr>
+            </w:pPr>
+            <w:r>
+              <w:rPr>
+                <w:rFonts w:ascii="Arial" w:hAnsi="Arial" w:cs="Arial" w:eastAsia="Arial"/>
                 <w:sz w:val="21"/>
                 <w:szCs w:val="21"/>
               </w:rPr>
@@ -1526,7 +1526,7 @@
           <w:p>
             <w:pPr>
               <w:rPr>
-                <w:rFonts w:ascii="Arial" w:hAnsi="Arial" w:cs="Arial"/>
+                <w:rFonts w:ascii="Arial" w:hAnsi="Arial" w:cs="Arial" w:eastAsia="Arial"/>
                 <w:sz w:val="21"/>
                 <w:szCs w:val="21"/>
               </w:rPr>
@@ -1552,16 +1552,16 @@
             <w:pPr>
               <w:ind w:left="3"/>
               <w:rPr>
-                <w:rFonts w:ascii="Arial" w:hAnsi="Arial" w:cs="Arial"/>
-                <w:b/>
-                <w:bCs/>
-                <w:sz w:val="21"/>
-                <w:szCs w:val="21"/>
-              </w:rPr>
-            </w:pPr>
-            <w:r>
-              <w:rPr>
-                <w:rFonts w:ascii="Arial" w:hAnsi="Arial" w:cs="Arial"/>
+                <w:rFonts w:ascii="Arial" w:hAnsi="Arial" w:cs="Arial" w:eastAsia="Arial"/>
+                <w:b/>
+                <w:bCs/>
+                <w:sz w:val="21"/>
+                <w:szCs w:val="21"/>
+              </w:rPr>
+            </w:pPr>
+            <w:r>
+              <w:rPr>
+                <w:rFonts w:ascii="Arial" w:hAnsi="Arial" w:cs="Arial" w:eastAsia="Arial"/>
                 <w:b/>
                 <w:bCs/>
                 <w:sz w:val="21"/>
@@ -1585,14 +1585,14 @@
             <w:pPr>
               <w:spacing w:line="240" w:lineRule="auto"/>
               <w:rPr>
-                <w:rFonts w:ascii="Arial" w:hAnsi="Arial" w:cs="Arial"/>
-                <w:sz w:val="21"/>
-                <w:szCs w:val="21"/>
-              </w:rPr>
-            </w:pPr>
-            <w:r>
-              <w:rPr>
-                <w:rFonts w:ascii="Arial" w:hAnsi="Arial" w:cs="Arial"/>
+                <w:rFonts w:ascii="Arial" w:hAnsi="Arial" w:cs="Arial" w:eastAsia="Arial"/>
+                <w:sz w:val="21"/>
+                <w:szCs w:val="21"/>
+              </w:rPr>
+            </w:pPr>
+            <w:r>
+              <w:rPr>
+                <w:rFonts w:ascii="Arial" w:hAnsi="Arial" w:cs="Arial" w:eastAsia="Arial"/>
                 <w:sz w:val="21"/>
                 <w:szCs w:val="21"/>
               </w:rPr>
@@ -1619,16 +1619,16 @@
             <w:pPr>
               <w:ind w:left="3"/>
               <w:rPr>
-                <w:rFonts w:ascii="Arial" w:hAnsi="Arial" w:cs="Arial"/>
-                <w:b/>
-                <w:bCs/>
-                <w:sz w:val="21"/>
-                <w:szCs w:val="21"/>
-              </w:rPr>
-            </w:pPr>
-            <w:r>
-              <w:rPr>
-                <w:rFonts w:ascii="Arial" w:hAnsi="Arial" w:cs="Arial"/>
+                <w:rFonts w:ascii="Arial" w:hAnsi="Arial" w:cs="Arial" w:eastAsia="Arial"/>
+                <w:b/>
+                <w:bCs/>
+                <w:sz w:val="21"/>
+                <w:szCs w:val="21"/>
+              </w:rPr>
+            </w:pPr>
+            <w:r>
+              <w:rPr>
+                <w:rFonts w:ascii="Arial" w:hAnsi="Arial" w:cs="Arial" w:eastAsia="Arial"/>
                 <w:b/>
                 <w:bCs/>
                 <w:sz w:val="21"/>
@@ -1652,14 +1652,14 @@
             <w:pPr>
               <w:spacing w:line="240" w:lineRule="auto"/>
               <w:rPr>
-                <w:rFonts w:ascii="Arial" w:hAnsi="Arial" w:cs="Arial"/>
-                <w:sz w:val="21"/>
-                <w:szCs w:val="21"/>
-              </w:rPr>
-            </w:pPr>
-            <w:r>
-              <w:rPr>
-                <w:rFonts w:ascii="Arial" w:hAnsi="Arial" w:cs="Arial"/>
+                <w:rFonts w:ascii="Arial" w:hAnsi="Arial" w:cs="Arial" w:eastAsia="Arial"/>
+                <w:sz w:val="21"/>
+                <w:szCs w:val="21"/>
+              </w:rPr>
+            </w:pPr>
+            <w:r>
+              <w:rPr>
+                <w:rFonts w:ascii="Arial" w:hAnsi="Arial" w:cs="Arial" w:eastAsia="Arial"/>
                 <w:sz w:val="21"/>
                 <w:szCs w:val="21"/>
               </w:rPr>
@@ -1686,16 +1686,16 @@
             <w:pPr>
               <w:ind w:left="3"/>
               <w:rPr>
-                <w:rFonts w:ascii="Arial" w:hAnsi="Arial" w:cs="Arial"/>
-                <w:b/>
-                <w:bCs/>
-                <w:sz w:val="21"/>
-                <w:szCs w:val="21"/>
-              </w:rPr>
-            </w:pPr>
-            <w:r>
-              <w:rPr>
-                <w:rFonts w:ascii="Arial" w:hAnsi="Arial" w:cs="Arial"/>
+                <w:rFonts w:ascii="Arial" w:hAnsi="Arial" w:cs="Arial" w:eastAsia="Arial"/>
+                <w:b/>
+                <w:bCs/>
+                <w:sz w:val="21"/>
+                <w:szCs w:val="21"/>
+              </w:rPr>
+            </w:pPr>
+            <w:r>
+              <w:rPr>
+                <w:rFonts w:ascii="Arial" w:hAnsi="Arial" w:cs="Arial" w:eastAsia="Arial"/>
                 <w:b/>
                 <w:bCs/>
                 <w:sz w:val="21"/>
@@ -1719,14 +1719,14 @@
             <w:pPr>
               <w:spacing w:line="240" w:lineRule="auto"/>
               <w:rPr>
-                <w:rFonts w:ascii="Arial" w:hAnsi="Arial" w:cs="Arial"/>
-                <w:sz w:val="21"/>
-                <w:szCs w:val="21"/>
-              </w:rPr>
-            </w:pPr>
-            <w:r>
-              <w:rPr>
-                <w:rFonts w:ascii="Arial" w:hAnsi="Arial" w:cs="Arial"/>
+                <w:rFonts w:ascii="Arial" w:hAnsi="Arial" w:cs="Arial" w:eastAsia="Arial"/>
+                <w:sz w:val="21"/>
+                <w:szCs w:val="21"/>
+              </w:rPr>
+            </w:pPr>
+            <w:r>
+              <w:rPr>
+                <w:rFonts w:ascii="Arial" w:hAnsi="Arial" w:cs="Arial" w:eastAsia="Arial"/>
                 <w:sz w:val="21"/>
                 <w:szCs w:val="21"/>
               </w:rPr>
@@ -1734,7 +1734,7 @@
             </w:r>
             <w:r>
               <w:rPr>
-                <w:rFonts w:ascii="Arial" w:hAnsi="Arial" w:cs="Arial"/>
+                <w:rFonts w:ascii="Arial" w:hAnsi="Arial" w:cs="Arial" w:eastAsia="Arial"/>
                 <w:sz w:val="21"/>
                 <w:szCs w:val="21"/>
               </w:rPr>
@@ -1760,10 +1760,10 @@
   <w:docDefaults>
     <w:rPrDefault>
       <w:rPr>
-        <w:rFonts w:asciiTheme="minorHAnsi" w:eastAsiaTheme="minorHAnsi" w:hAnsiTheme="minorHAnsi" w:cstheme="minorBidi"/>
+        <w:rFonts w:ascii="Arial" w:hAnsi="Arial" w:cs="Arial" w:eastAsia="Arial"/>
         <w:kern w:val="2"/>
-        <w:sz w:val="24"/>
-        <w:szCs w:val="24"/>
+        <w:sz w:val="21"/>
+        <w:szCs w:val="21"/>
         <w:lang w:val="en-IN" w:eastAsia="en-US" w:bidi="ar-SA"/>
         <w14:ligatures w14:val="standardContextual"/>
       </w:rPr>
@@ -2160,9 +2160,9 @@
       <w:spacing w:line="259" w:lineRule="auto"/>
     </w:pPr>
     <w:rPr>
-      <w:rFonts w:ascii="Calibri" w:eastAsia="Calibri" w:hAnsi="Calibri" w:cs="Calibri"/>
+      <w:rFonts w:ascii="Arial" w:hAnsi="Arial" w:cs="Arial" w:eastAsia="Arial"/>
       <w:color w:val="000000"/>
-      <w:sz w:val="22"/>
+      <w:sz w:val="21"/>
       <w:lang w:eastAsia="en-IN"/>
     </w:rPr>
   </w:style>
@@ -2181,10 +2181,10 @@
       <w:outlineLvl w:val="0"/>
     </w:pPr>
     <w:rPr>
-      <w:rFonts w:asciiTheme="majorHAnsi" w:eastAsiaTheme="majorEastAsia" w:hAnsiTheme="majorHAnsi" w:cstheme="majorBidi"/>
+      <w:rFonts w:ascii="Arial" w:hAnsi="Arial" w:cs="Arial" w:eastAsia="Arial"/>
       <w:color w:val="0F4761" w:themeColor="accent1" w:themeShade="BF"/>
-      <w:sz w:val="40"/>
-      <w:szCs w:val="40"/>
+      <w:sz w:val="21"/>
+      <w:szCs w:val="21"/>
       <w:lang w:eastAsia="en-US"/>
     </w:rPr>
   </w:style>
@@ -2205,10 +2205,10 @@
       <w:outlineLvl w:val="1"/>
     </w:pPr>
     <w:rPr>
-      <w:rFonts w:asciiTheme="majorHAnsi" w:eastAsiaTheme="majorEastAsia" w:hAnsiTheme="majorHAnsi" w:cstheme="majorBidi"/>
+      <w:rFonts w:ascii="Arial" w:hAnsi="Arial" w:cs="Arial" w:eastAsia="Arial"/>
       <w:color w:val="0F4761" w:themeColor="accent1" w:themeShade="BF"/>
-      <w:sz w:val="32"/>
-      <w:szCs w:val="32"/>
+      <w:sz w:val="21"/>
+      <w:szCs w:val="21"/>
       <w:lang w:eastAsia="en-US"/>
     </w:rPr>
   </w:style>
@@ -2229,10 +2229,10 @@
       <w:outlineLvl w:val="2"/>
     </w:pPr>
     <w:rPr>
-      <w:rFonts w:asciiTheme="minorHAnsi" w:eastAsiaTheme="majorEastAsia" w:hAnsiTheme="minorHAnsi" w:cstheme="majorBidi"/>
+      <w:rFonts w:ascii="Arial" w:hAnsi="Arial" w:cs="Arial" w:eastAsia="Arial"/>
       <w:color w:val="0F4761" w:themeColor="accent1" w:themeShade="BF"/>
-      <w:sz w:val="28"/>
-      <w:szCs w:val="28"/>
+      <w:sz w:val="21"/>
+      <w:szCs w:val="21"/>
       <w:lang w:eastAsia="en-US"/>
     </w:rPr>
   </w:style>
@@ -2253,11 +2253,11 @@
       <w:outlineLvl w:val="3"/>
     </w:pPr>
     <w:rPr>
-      <w:rFonts w:asciiTheme="minorHAnsi" w:eastAsiaTheme="majorEastAsia" w:hAnsiTheme="minorHAnsi" w:cstheme="majorBidi"/>
+      <w:rFonts w:ascii="Arial" w:hAnsi="Arial" w:cs="Arial" w:eastAsia="Arial"/>
       <w:i/>
       <w:iCs/>
       <w:color w:val="0F4761" w:themeColor="accent1" w:themeShade="BF"/>
-      <w:sz w:val="24"/>
+      <w:sz w:val="21"/>
       <w:lang w:eastAsia="en-US"/>
     </w:rPr>
   </w:style>
@@ -2278,9 +2278,9 @@
       <w:outlineLvl w:val="4"/>
     </w:pPr>
     <w:rPr>
-      <w:rFonts w:asciiTheme="minorHAnsi" w:eastAsiaTheme="majorEastAsia" w:hAnsiTheme="minorHAnsi" w:cstheme="majorBidi"/>
+      <w:rFonts w:ascii="Arial" w:hAnsi="Arial" w:cs="Arial" w:eastAsia="Arial"/>
       <w:color w:val="0F4761" w:themeColor="accent1" w:themeShade="BF"/>
-      <w:sz w:val="24"/>
+      <w:sz w:val="21"/>
       <w:lang w:eastAsia="en-US"/>
     </w:rPr>
   </w:style>
@@ -2301,11 +2301,11 @@
       <w:outlineLvl w:val="5"/>
     </w:pPr>
     <w:rPr>
-      <w:rFonts w:asciiTheme="minorHAnsi" w:eastAsiaTheme="majorEastAsia" w:hAnsiTheme="minorHAnsi" w:cstheme="majorBidi"/>
+      <w:rFonts w:ascii="Arial" w:hAnsi="Arial" w:cs="Arial" w:eastAsia="Arial"/>
       <w:i/>
       <w:iCs/>
       <w:color w:val="595959" w:themeColor="text1" w:themeTint="A6"/>
-      <w:sz w:val="24"/>
+      <w:sz w:val="21"/>
       <w:lang w:eastAsia="en-US"/>
     </w:rPr>
   </w:style>
@@ -2326,9 +2326,9 @@
       <w:outlineLvl w:val="6"/>
     </w:pPr>
     <w:rPr>
-      <w:rFonts w:asciiTheme="minorHAnsi" w:eastAsiaTheme="majorEastAsia" w:hAnsiTheme="minorHAnsi" w:cstheme="majorBidi"/>
+      <w:rFonts w:ascii="Arial" w:hAnsi="Arial" w:cs="Arial" w:eastAsia="Arial"/>
       <w:color w:val="595959" w:themeColor="text1" w:themeTint="A6"/>
-      <w:sz w:val="24"/>
+      <w:sz w:val="21"/>
       <w:lang w:eastAsia="en-US"/>
     </w:rPr>
   </w:style>
@@ -2349,11 +2349,11 @@
       <w:outlineLvl w:val="7"/>
     </w:pPr>
     <w:rPr>
-      <w:rFonts w:asciiTheme="minorHAnsi" w:eastAsiaTheme="majorEastAsia" w:hAnsiTheme="minorHAnsi" w:cstheme="majorBidi"/>
+      <w:rFonts w:ascii="Arial" w:hAnsi="Arial" w:cs="Arial" w:eastAsia="Arial"/>
       <w:i/>
       <w:iCs/>
       <w:color w:val="272727" w:themeColor="text1" w:themeTint="D8"/>
-      <w:sz w:val="24"/>
+      <w:sz w:val="21"/>
       <w:lang w:eastAsia="en-US"/>
     </w:rPr>
   </w:style>
@@ -2374,9 +2374,9 @@
       <w:outlineLvl w:val="8"/>
     </w:pPr>
     <w:rPr>
-      <w:rFonts w:asciiTheme="minorHAnsi" w:eastAsiaTheme="majorEastAsia" w:hAnsiTheme="minorHAnsi" w:cstheme="majorBidi"/>
+      <w:rFonts w:ascii="Arial" w:hAnsi="Arial" w:cs="Arial" w:eastAsia="Arial"/>
       <w:color w:val="272727" w:themeColor="text1" w:themeTint="D8"/>
-      <w:sz w:val="24"/>
+      <w:sz w:val="21"/>
       <w:lang w:eastAsia="en-US"/>
     </w:rPr>
   </w:style>
@@ -2414,10 +2414,10 @@
     <w:uiPriority w:val="9"/>
     <w:rsid w:val="00C44E90"/>
     <w:rPr>
-      <w:rFonts w:asciiTheme="majorHAnsi" w:eastAsiaTheme="majorEastAsia" w:hAnsiTheme="majorHAnsi" w:cstheme="majorBidi"/>
+      <w:rFonts w:ascii="Arial" w:hAnsi="Arial" w:cs="Arial" w:eastAsia="Arial"/>
       <w:color w:val="0F4761" w:themeColor="accent1" w:themeShade="BF"/>
-      <w:sz w:val="40"/>
-      <w:szCs w:val="40"/>
+      <w:sz w:val="21"/>
+      <w:szCs w:val="21"/>
     </w:rPr>
   </w:style>
   <w:style w:type="character" w:customStyle="1" w:styleId="Heading2Char">
@@ -2428,10 +2428,10 @@
     <w:semiHidden/>
     <w:rsid w:val="00C44E90"/>
     <w:rPr>
-      <w:rFonts w:asciiTheme="majorHAnsi" w:eastAsiaTheme="majorEastAsia" w:hAnsiTheme="majorHAnsi" w:cstheme="majorBidi"/>
+      <w:rFonts w:ascii="Arial" w:hAnsi="Arial" w:cs="Arial" w:eastAsia="Arial"/>
       <w:color w:val="0F4761" w:themeColor="accent1" w:themeShade="BF"/>
-      <w:sz w:val="32"/>
-      <w:szCs w:val="32"/>
+      <w:sz w:val="21"/>
+      <w:szCs w:val="21"/>
     </w:rPr>
   </w:style>
   <w:style w:type="character" w:customStyle="1" w:styleId="Heading3Char">
@@ -2442,10 +2442,10 @@
     <w:semiHidden/>
     <w:rsid w:val="00C44E90"/>
     <w:rPr>
-      <w:rFonts w:eastAsiaTheme="majorEastAsia" w:cstheme="majorBidi"/>
+      <w:rFonts w:ascii="Arial" w:hAnsi="Arial" w:cs="Arial" w:eastAsia="Arial"/>
       <w:color w:val="0F4761" w:themeColor="accent1" w:themeShade="BF"/>
-      <w:sz w:val="28"/>
-      <w:szCs w:val="28"/>
+      <w:sz w:val="21"/>
+      <w:szCs w:val="21"/>
     </w:rPr>
   </w:style>
   <w:style w:type="character" w:customStyle="1" w:styleId="Heading4Char">
@@ -2456,7 +2456,7 @@
     <w:semiHidden/>
     <w:rsid w:val="00C44E90"/>
     <w:rPr>
-      <w:rFonts w:eastAsiaTheme="majorEastAsia" w:cstheme="majorBidi"/>
+      <w:rFonts w:ascii="Arial" w:hAnsi="Arial" w:cs="Arial" w:eastAsia="Arial"/>
       <w:i/>
       <w:iCs/>
       <w:color w:val="0F4761" w:themeColor="accent1" w:themeShade="BF"/>
@@ -2470,7 +2470,7 @@
     <w:semiHidden/>
     <w:rsid w:val="00C44E90"/>
     <w:rPr>
-      <w:rFonts w:eastAsiaTheme="majorEastAsia" w:cstheme="majorBidi"/>
+      <w:rFonts w:ascii="Arial" w:hAnsi="Arial" w:cs="Arial" w:eastAsia="Arial"/>
       <w:color w:val="0F4761" w:themeColor="accent1" w:themeShade="BF"/>
     </w:rPr>
   </w:style>
@@ -2482,7 +2482,7 @@
     <w:semiHidden/>
     <w:rsid w:val="00C44E90"/>
     <w:rPr>
-      <w:rFonts w:eastAsiaTheme="majorEastAsia" w:cstheme="majorBidi"/>
+      <w:rFonts w:ascii="Arial" w:hAnsi="Arial" w:cs="Arial" w:eastAsia="Arial"/>
       <w:i/>
       <w:iCs/>
       <w:color w:val="595959" w:themeColor="text1" w:themeTint="A6"/>
@@ -2496,7 +2496,7 @@
     <w:semiHidden/>
     <w:rsid w:val="00C44E90"/>
     <w:rPr>
-      <w:rFonts w:eastAsiaTheme="majorEastAsia" w:cstheme="majorBidi"/>
+      <w:rFonts w:ascii="Arial" w:hAnsi="Arial" w:cs="Arial" w:eastAsia="Arial"/>
       <w:color w:val="595959" w:themeColor="text1" w:themeTint="A6"/>
     </w:rPr>
   </w:style>
@@ -2508,7 +2508,7 @@
     <w:semiHidden/>
     <w:rsid w:val="00C44E90"/>
     <w:rPr>
-      <w:rFonts w:eastAsiaTheme="majorEastAsia" w:cstheme="majorBidi"/>
+      <w:rFonts w:ascii="Arial" w:hAnsi="Arial" w:cs="Arial" w:eastAsia="Arial"/>
       <w:i/>
       <w:iCs/>
       <w:color w:val="272727" w:themeColor="text1" w:themeTint="D8"/>
@@ -2522,7 +2522,7 @@
     <w:semiHidden/>
     <w:rsid w:val="00C44E90"/>
     <w:rPr>
-      <w:rFonts w:eastAsiaTheme="majorEastAsia" w:cstheme="majorBidi"/>
+      <w:rFonts w:ascii="Arial" w:hAnsi="Arial" w:cs="Arial" w:eastAsia="Arial"/>
       <w:color w:val="272727" w:themeColor="text1" w:themeTint="D8"/>
     </w:rPr>
   </w:style>
@@ -2539,12 +2539,12 @@
       <w:contextualSpacing/>
     </w:pPr>
     <w:rPr>
-      <w:rFonts w:asciiTheme="majorHAnsi" w:eastAsiaTheme="majorEastAsia" w:hAnsiTheme="majorHAnsi" w:cstheme="majorBidi"/>
+      <w:rFonts w:ascii="Arial" w:hAnsi="Arial" w:cs="Arial" w:eastAsia="Arial"/>
       <w:color w:val="auto"/>
       <w:spacing w:val="-10"/>
       <w:kern w:val="28"/>
-      <w:sz w:val="56"/>
-      <w:szCs w:val="56"/>
+      <w:sz w:val="21"/>
+      <w:szCs w:val="21"/>
       <w:lang w:eastAsia="en-US"/>
     </w:rPr>
   </w:style>
@@ -2555,11 +2555,11 @@
     <w:uiPriority w:val="10"/>
     <w:rsid w:val="00C44E90"/>
     <w:rPr>
-      <w:rFonts w:asciiTheme="majorHAnsi" w:eastAsiaTheme="majorEastAsia" w:hAnsiTheme="majorHAnsi" w:cstheme="majorBidi"/>
+      <w:rFonts w:ascii="Arial" w:hAnsi="Arial" w:cs="Arial" w:eastAsia="Arial"/>
       <w:spacing w:val="-10"/>
       <w:kern w:val="28"/>
-      <w:sz w:val="56"/>
-      <w:szCs w:val="56"/>
+      <w:sz w:val="21"/>
+      <w:szCs w:val="21"/>
     </w:rPr>
   </w:style>
   <w:style w:type="paragraph" w:styleId="Subtitle">
@@ -2577,11 +2577,11 @@
       <w:spacing w:line="278" w:lineRule="auto"/>
     </w:pPr>
     <w:rPr>
-      <w:rFonts w:asciiTheme="minorHAnsi" w:eastAsiaTheme="majorEastAsia" w:hAnsiTheme="minorHAnsi" w:cstheme="majorBidi"/>
+      <w:rFonts w:ascii="Arial" w:hAnsi="Arial" w:cs="Arial" w:eastAsia="Arial"/>
       <w:color w:val="595959" w:themeColor="text1" w:themeTint="A6"/>
       <w:spacing w:val="15"/>
-      <w:sz w:val="28"/>
-      <w:szCs w:val="28"/>
+      <w:sz w:val="21"/>
+      <w:szCs w:val="21"/>
       <w:lang w:eastAsia="en-US"/>
     </w:rPr>
   </w:style>
@@ -2592,11 +2592,11 @@
     <w:uiPriority w:val="11"/>
     <w:rsid w:val="00C44E90"/>
     <w:rPr>
-      <w:rFonts w:eastAsiaTheme="majorEastAsia" w:cstheme="majorBidi"/>
+      <w:rFonts w:ascii="Arial" w:hAnsi="Arial" w:cs="Arial" w:eastAsia="Arial"/>
       <w:color w:val="595959" w:themeColor="text1" w:themeTint="A6"/>
       <w:spacing w:val="15"/>
-      <w:sz w:val="28"/>
-      <w:szCs w:val="28"/>
+      <w:sz w:val="21"/>
+      <w:szCs w:val="21"/>
     </w:rPr>
   </w:style>
   <w:style w:type="paragraph" w:styleId="Quote">
@@ -2612,11 +2612,11 @@
       <w:jc w:val="center"/>
     </w:pPr>
     <w:rPr>
-      <w:rFonts w:asciiTheme="minorHAnsi" w:eastAsiaTheme="minorHAnsi" w:hAnsiTheme="minorHAnsi" w:cstheme="minorBidi"/>
+      <w:rFonts w:ascii="Arial" w:hAnsi="Arial" w:cs="Arial" w:eastAsia="Arial"/>
       <w:i/>
       <w:iCs/>
       <w:color w:val="404040" w:themeColor="text1" w:themeTint="BF"/>
-      <w:sz w:val="24"/>
+      <w:sz w:val="21"/>
       <w:lang w:eastAsia="en-US"/>
     </w:rPr>
   </w:style>
@@ -2644,9 +2644,9 @@
       <w:contextualSpacing/>
     </w:pPr>
     <w:rPr>
-      <w:rFonts w:asciiTheme="minorHAnsi" w:eastAsiaTheme="minorHAnsi" w:hAnsiTheme="minorHAnsi" w:cstheme="minorBidi"/>
+      <w:rFonts w:ascii="Arial" w:hAnsi="Arial" w:cs="Arial" w:eastAsia="Arial"/>
       <w:color w:val="auto"/>
-      <w:sz w:val="24"/>
+      <w:sz w:val="21"/>
       <w:lang w:eastAsia="en-US"/>
     </w:rPr>
   </w:style>
@@ -2680,11 +2680,11 @@
       <w:jc w:val="center"/>
     </w:pPr>
     <w:rPr>
-      <w:rFonts w:asciiTheme="minorHAnsi" w:eastAsiaTheme="minorHAnsi" w:hAnsiTheme="minorHAnsi" w:cstheme="minorBidi"/>
+      <w:rFonts w:ascii="Arial" w:hAnsi="Arial" w:cs="Arial" w:eastAsia="Arial"/>
       <w:i/>
       <w:iCs/>
       <w:color w:val="0F4761" w:themeColor="accent1" w:themeShade="BF"/>
-      <w:sz w:val="24"/>
+      <w:sz w:val="21"/>
       <w:lang w:eastAsia="en-US"/>
     </w:rPr>
   </w:style>
@@ -2721,7 +2721,7 @@
       <w:spacing w:after="0" w:line="240" w:lineRule="auto"/>
     </w:pPr>
     <w:rPr>
-      <w:rFonts w:eastAsiaTheme="minorEastAsia"/>
+      <w:rFonts w:ascii="Arial" w:hAnsi="Arial" w:cs="Arial" w:eastAsia="Arial"/>
       <w:lang w:eastAsia="en-IN"/>
     </w:rPr>
     <w:tblPr>
